--- a/content/nav.docx
+++ b/content/nav.docx
@@ -3,127 +3,384 @@
 <w:document xmlns:wpc="http://schemas.microsoft.com/office/word/2010/wordprocessingCanvas" xmlns:mc="http://schemas.openxmlformats.org/markup-compatibility/2006" xmlns:o="urn:schemas-microsoft-com:office:office" xmlns:r="http://schemas.openxmlformats.org/officeDocument/2006/relationships" xmlns:m="http://schemas.openxmlformats.org/officeDocument/2006/math" xmlns:v="urn:schemas-microsoft-com:vml" xmlns:wp14="http://schemas.microsoft.com/office/word/2010/wordprocessingDrawing" xmlns:wp="http://schemas.openxmlformats.org/drawingml/2006/wordprocessingDrawing" xmlns:w10="urn:schemas-microsoft-com:office:word" xmlns:w="http://schemas.openxmlformats.org/wordprocessingml/2006/main" xmlns:w14="http://schemas.microsoft.com/office/word/2010/wordml" xmlns:w15="http://schemas.microsoft.com/office/word/2012/wordml" xmlns:wpg="http://schemas.microsoft.com/office/word/2010/wordprocessingGroup" xmlns:wpi="http://schemas.microsoft.com/office/word/2010/wordprocessingInk" xmlns:wne="http://schemas.microsoft.com/office/word/2006/wordml" xmlns:wps="http://schemas.microsoft.com/office/word/2010/wordprocessingShape" xmlns:cx="http://schemas.microsoft.com/office/drawing/2014/chartex" xmlns:cx1="http://schemas.microsoft.com/office/drawing/2015/9/8/chartex" xmlns:cx2="http://schemas.microsoft.com/office/drawing/2015/10/21/chartex" xmlns:cx3="http://schemas.microsoft.com/office/drawing/2016/5/9/chartex" xmlns:cx4="http://schemas.microsoft.com/office/drawing/2016/5/10/chartex" xmlns:cx5="http://schemas.microsoft.com/office/drawing/2016/5/11/chartex" xmlns:cx6="http://schemas.microsoft.com/office/drawing/2016/5/12/chartex" xmlns:cx7="http://schemas.microsoft.com/office/drawing/2016/5/13/chartex" xmlns:cx8="http://schemas.microsoft.com/office/drawing/2016/5/14/chartex" xmlns:aink="http://schemas.microsoft.com/office/drawing/2016/ink" xmlns:am3d="http://schemas.microsoft.com/office/drawing/2017/model3d" xmlns:w16cex="http://schemas.microsoft.com/office/word/2018/wordml/cex" xmlns:w16cid="http://schemas.microsoft.com/office/word/2016/wordml/cid" xmlns:w16="http://schemas.microsoft.com/office/word/2018/wordml" xmlns:w16sdtdh="http://schemas.microsoft.com/office/word/2020/wordml/sdtdatahash" xmlns:w16se="http://schemas.microsoft.com/office/word/2015/wordml/symex" mc:Ignorable="w14 w15 wp14">
   <w:body>
     <w:p>
-      <w:hyperlink w:history="1" r:id="rIdfyvbspbd0-qddqmoqkys5">
-        <w:r>
+      <w:hyperlink w:history="1" r:id="rIdnxdnd9ohlyvyin5ywelrj">
+        <w:r>
+          <w:rPr>
+            <w:b w:val="false"/>
+            <w:bCs w:val="false"/>
+          </w:rPr>
           <w:t xml:space="preserve">Australia Post Newsroom</w:t>
         </w:r>
       </w:hyperlink>
     </w:p>
-    <w:p/>
-    <w:p>
-      <w:hyperlink w:history="1" r:id="rIdrlfrqa-e5vutcjrtzcp2d">
-        <w:r>
+    <w:p>
+      <w:pPr>
+        <w:pBdr>
+          <w:bottom w:val="single" w:color="auto" w:sz="6" w:space="1"/>
+        </w:pBdr>
+      </w:pPr>
+    </w:p>
+    <w:p>
+      <w:pPr>
+        <w:pStyle w:val="ListParagraph"/>
+        <w:numPr>
+          <w:ilvl w:val="0"/>
+          <w:numId w:val="2"/>
+        </w:numPr>
+      </w:pPr>
+      <w:hyperlink w:history="1" r:id="rIdiitmetnwcdch-r-fltpeg">
+        <w:r>
+          <w:rPr>
+            <w:b w:val="false"/>
+            <w:bCs w:val="false"/>
+          </w:rPr>
           <w:t xml:space="preserve">Home</w:t>
         </w:r>
       </w:hyperlink>
     </w:p>
     <w:p>
-      <w:hyperlink w:history="1" r:id="rIdnkmyb3pw-qnrgd7ti4dvj">
-        <w:r>
+      <w:pPr>
+        <w:pStyle w:val="ListParagraph"/>
+        <w:numPr>
+          <w:ilvl w:val="0"/>
+          <w:numId w:val="2"/>
+        </w:numPr>
+      </w:pPr>
+      <w:hyperlink w:history="1" r:id="rId8kg0txldptwnhonsqceeb">
+        <w:r>
+          <w:rPr>
+            <w:b w:val="false"/>
+            <w:bCs w:val="false"/>
+          </w:rPr>
           <w:t xml:space="preserve">News</w:t>
         </w:r>
       </w:hyperlink>
     </w:p>
     <w:p>
-      <w:r>
-        <w:t xml:space="preserve">General</w:t>
-      </w:r>
-    </w:p>
-    <w:p>
-      <w:r>
-        <w:t xml:space="preserve">Executives</w:t>
-      </w:r>
-    </w:p>
-    <w:p>
-      <w:r>
-        <w:t xml:space="preserve">Speeches</w:t>
-      </w:r>
-    </w:p>
-    <w:p>
-      <w:r>
-        <w:t xml:space="preserve">News Archive</w:t>
-      </w:r>
-    </w:p>
-    <w:p>
-      <w:hyperlink w:history="1" r:id="rIdhdggdj8huqkhyoxph74bm">
-        <w:r>
+      <w:pPr>
+        <w:pStyle w:val="ListParagraph"/>
+        <w:numPr>
+          <w:ilvl w:val="1"/>
+          <w:numId w:val="2"/>
+        </w:numPr>
+      </w:pPr>
+      <w:hyperlink w:history="1" r:id="rIdezfiktlvfhxd3rksjbx-x">
+        <w:r>
+          <w:rPr>
+            <w:b w:val="false"/>
+            <w:bCs w:val="false"/>
+          </w:rPr>
+          <w:t xml:space="preserve">General</w:t>
+        </w:r>
+      </w:hyperlink>
+    </w:p>
+    <w:p>
+      <w:pPr>
+        <w:pStyle w:val="ListParagraph"/>
+        <w:numPr>
+          <w:ilvl w:val="1"/>
+          <w:numId w:val="2"/>
+        </w:numPr>
+      </w:pPr>
+      <w:hyperlink w:history="1" r:id="rIds3ktdmz8n7c74ap1ylqli">
+        <w:r>
+          <w:rPr>
+            <w:b w:val="false"/>
+            <w:bCs w:val="false"/>
+          </w:rPr>
+          <w:t xml:space="preserve">Executives</w:t>
+        </w:r>
+      </w:hyperlink>
+    </w:p>
+    <w:p>
+      <w:pPr>
+        <w:pStyle w:val="ListParagraph"/>
+        <w:numPr>
+          <w:ilvl w:val="1"/>
+          <w:numId w:val="2"/>
+        </w:numPr>
+      </w:pPr>
+      <w:hyperlink w:history="1" r:id="rIdp7o-krfs4smptnnsg_wpo">
+        <w:r>
+          <w:rPr>
+            <w:b w:val="false"/>
+            <w:bCs w:val="false"/>
+          </w:rPr>
+          <w:t xml:space="preserve">Speeches</w:t>
+        </w:r>
+      </w:hyperlink>
+    </w:p>
+    <w:p>
+      <w:pPr>
+        <w:pStyle w:val="ListParagraph"/>
+        <w:numPr>
+          <w:ilvl w:val="1"/>
+          <w:numId w:val="2"/>
+        </w:numPr>
+      </w:pPr>
+      <w:hyperlink w:history="1" r:id="rIdsd_nqi7gjpftecxieknch">
+        <w:r>
+          <w:rPr>
+            <w:b w:val="false"/>
+            <w:bCs w:val="false"/>
+          </w:rPr>
+          <w:t xml:space="preserve">News Archive</w:t>
+        </w:r>
+      </w:hyperlink>
+    </w:p>
+    <w:p>
+      <w:pPr>
+        <w:pStyle w:val="ListParagraph"/>
+        <w:numPr>
+          <w:ilvl w:val="0"/>
+          <w:numId w:val="2"/>
+        </w:numPr>
+      </w:pPr>
+      <w:hyperlink w:history="1" r:id="rId6q71alt2_jy4xmokt6knx">
+        <w:r>
+          <w:rPr>
+            <w:b w:val="false"/>
+            <w:bCs w:val="false"/>
+          </w:rPr>
           <w:t xml:space="preserve">Stamps</w:t>
         </w:r>
       </w:hyperlink>
     </w:p>
     <w:p>
-      <w:r>
-        <w:t xml:space="preserve">Royal</w:t>
-      </w:r>
-    </w:p>
-    <w:p>
-      <w:r>
-        <w:t xml:space="preserve">Sport</w:t>
-      </w:r>
-    </w:p>
-    <w:p>
-      <w:r>
-        <w:t xml:space="preserve">Arts and Culture</w:t>
-      </w:r>
-    </w:p>
-    <w:p>
-      <w:r>
-        <w:t xml:space="preserve">History</w:t>
-      </w:r>
-    </w:p>
-    <w:p>
-      <w:r>
-        <w:t xml:space="preserve">Indigenous</w:t>
-      </w:r>
-    </w:p>
-    <w:p>
-      <w:r>
-        <w:t xml:space="preserve">Industry</w:t>
-      </w:r>
-    </w:p>
-    <w:p>
-      <w:r>
-        <w:t xml:space="preserve">Legends</w:t>
-      </w:r>
-    </w:p>
-    <w:p>
-      <w:r>
-        <w:t xml:space="preserve">Military</w:t>
-      </w:r>
-    </w:p>
-    <w:p>
-      <w:r>
-        <w:t xml:space="preserve">Natural World</w:t>
-      </w:r>
-    </w:p>
-    <w:p>
-      <w:r>
-        <w:t xml:space="preserve">Stamps Archive</w:t>
-      </w:r>
-    </w:p>
-    <w:p>
-      <w:hyperlink w:history="1" r:id="rIdtyw7f_n3mqh-tfor97plb">
-        <w:r>
+      <w:pPr>
+        <w:pStyle w:val="ListParagraph"/>
+        <w:numPr>
+          <w:ilvl w:val="1"/>
+          <w:numId w:val="2"/>
+        </w:numPr>
+      </w:pPr>
+      <w:hyperlink w:history="1" r:id="rIdh5ttjpvkx30ay2g8ewzxs">
+        <w:r>
+          <w:rPr>
+            <w:b w:val="false"/>
+            <w:bCs w:val="false"/>
+          </w:rPr>
+          <w:t xml:space="preserve">Royal</w:t>
+        </w:r>
+      </w:hyperlink>
+    </w:p>
+    <w:p>
+      <w:pPr>
+        <w:pStyle w:val="ListParagraph"/>
+        <w:numPr>
+          <w:ilvl w:val="1"/>
+          <w:numId w:val="2"/>
+        </w:numPr>
+      </w:pPr>
+      <w:hyperlink w:history="1" r:id="rIdeinfbjvz1f2dymhx5far1">
+        <w:r>
+          <w:rPr>
+            <w:b w:val="false"/>
+            <w:bCs w:val="false"/>
+          </w:rPr>
+          <w:t xml:space="preserve">Sport</w:t>
+        </w:r>
+      </w:hyperlink>
+    </w:p>
+    <w:p>
+      <w:pPr>
+        <w:pStyle w:val="ListParagraph"/>
+        <w:numPr>
+          <w:ilvl w:val="1"/>
+          <w:numId w:val="2"/>
+        </w:numPr>
+      </w:pPr>
+      <w:hyperlink w:history="1" r:id="rIdsalui740tnnbgm7pgjs-g">
+        <w:r>
+          <w:rPr>
+            <w:b w:val="false"/>
+            <w:bCs w:val="false"/>
+          </w:rPr>
+          <w:t xml:space="preserve">Arts and Culture</w:t>
+        </w:r>
+      </w:hyperlink>
+    </w:p>
+    <w:p>
+      <w:pPr>
+        <w:pStyle w:val="ListParagraph"/>
+        <w:numPr>
+          <w:ilvl w:val="1"/>
+          <w:numId w:val="2"/>
+        </w:numPr>
+      </w:pPr>
+      <w:hyperlink w:history="1" r:id="rIdvzjuga3sqt2xocu0zxx0t">
+        <w:r>
+          <w:rPr>
+            <w:b w:val="false"/>
+            <w:bCs w:val="false"/>
+          </w:rPr>
+          <w:t xml:space="preserve">History</w:t>
+        </w:r>
+      </w:hyperlink>
+    </w:p>
+    <w:p>
+      <w:pPr>
+        <w:pStyle w:val="ListParagraph"/>
+        <w:numPr>
+          <w:ilvl w:val="1"/>
+          <w:numId w:val="2"/>
+        </w:numPr>
+      </w:pPr>
+      <w:hyperlink w:history="1" r:id="rIddxp9jyit3vvcuhsrogtqx">
+        <w:r>
+          <w:rPr>
+            <w:b w:val="false"/>
+            <w:bCs w:val="false"/>
+          </w:rPr>
+          <w:t xml:space="preserve">Indigenous</w:t>
+        </w:r>
+      </w:hyperlink>
+    </w:p>
+    <w:p>
+      <w:pPr>
+        <w:pStyle w:val="ListParagraph"/>
+        <w:numPr>
+          <w:ilvl w:val="1"/>
+          <w:numId w:val="2"/>
+        </w:numPr>
+      </w:pPr>
+      <w:hyperlink w:history="1" r:id="rIdt2qi0jdqhp7gawlkdfnw_">
+        <w:r>
+          <w:rPr>
+            <w:b w:val="false"/>
+            <w:bCs w:val="false"/>
+          </w:rPr>
+          <w:t xml:space="preserve">Industry</w:t>
+        </w:r>
+      </w:hyperlink>
+    </w:p>
+    <w:p>
+      <w:pPr>
+        <w:pStyle w:val="ListParagraph"/>
+        <w:numPr>
+          <w:ilvl w:val="1"/>
+          <w:numId w:val="2"/>
+        </w:numPr>
+      </w:pPr>
+      <w:hyperlink w:history="1" r:id="rIdkeostkrvp0grup56ubyew">
+        <w:r>
+          <w:rPr>
+            <w:b w:val="false"/>
+            <w:bCs w:val="false"/>
+          </w:rPr>
+          <w:t xml:space="preserve">Legends</w:t>
+        </w:r>
+      </w:hyperlink>
+    </w:p>
+    <w:p>
+      <w:pPr>
+        <w:pStyle w:val="ListParagraph"/>
+        <w:numPr>
+          <w:ilvl w:val="1"/>
+          <w:numId w:val="2"/>
+        </w:numPr>
+      </w:pPr>
+      <w:hyperlink w:history="1" r:id="rIdi-proplehtno06antqpca">
+        <w:r>
+          <w:rPr>
+            <w:b w:val="false"/>
+            <w:bCs w:val="false"/>
+          </w:rPr>
+          <w:t xml:space="preserve">Military</w:t>
+        </w:r>
+      </w:hyperlink>
+    </w:p>
+    <w:p>
+      <w:pPr>
+        <w:pStyle w:val="ListParagraph"/>
+        <w:numPr>
+          <w:ilvl w:val="1"/>
+          <w:numId w:val="2"/>
+        </w:numPr>
+      </w:pPr>
+      <w:hyperlink w:history="1" r:id="rIdprkgcmsstq7flwgj7u23w">
+        <w:r>
+          <w:rPr>
+            <w:b w:val="false"/>
+            <w:bCs w:val="false"/>
+          </w:rPr>
+          <w:t xml:space="preserve">Natural World</w:t>
+        </w:r>
+      </w:hyperlink>
+    </w:p>
+    <w:p>
+      <w:pPr>
+        <w:pStyle w:val="ListParagraph"/>
+        <w:numPr>
+          <w:ilvl w:val="1"/>
+          <w:numId w:val="2"/>
+        </w:numPr>
+      </w:pPr>
+      <w:hyperlink w:history="1" r:id="rIdnyvkuib_cumensq0br9k7">
+        <w:r>
+          <w:rPr>
+            <w:b w:val="false"/>
+            <w:bCs w:val="false"/>
+          </w:rPr>
+          <w:t xml:space="preserve">Stamps Archive</w:t>
+        </w:r>
+      </w:hyperlink>
+    </w:p>
+    <w:p>
+      <w:pPr>
+        <w:pStyle w:val="ListParagraph"/>
+        <w:numPr>
+          <w:ilvl w:val="0"/>
+          <w:numId w:val="2"/>
+        </w:numPr>
+      </w:pPr>
+      <w:hyperlink w:history="1" r:id="rIdqyflk5rrtuh-rvjf37r29">
+        <w:r>
+          <w:rPr>
+            <w:b w:val="false"/>
+            <w:bCs w:val="false"/>
+          </w:rPr>
           <w:t xml:space="preserve">Video</w:t>
         </w:r>
       </w:hyperlink>
     </w:p>
     <w:p>
-      <w:hyperlink w:history="1" r:id="rId2egfdsznl5fiqvvhbhwpk">
-        <w:r>
+      <w:pPr>
+        <w:pStyle w:val="ListParagraph"/>
+        <w:numPr>
+          <w:ilvl w:val="0"/>
+          <w:numId w:val="2"/>
+        </w:numPr>
+      </w:pPr>
+      <w:hyperlink w:history="1" r:id="rIdryt1oucg4cynh6u0kbv6y">
+        <w:r>
+          <w:rPr>
+            <w:b w:val="false"/>
+            <w:bCs w:val="false"/>
+          </w:rPr>
           <w:t xml:space="preserve">Photos</w:t>
         </w:r>
       </w:hyperlink>
     </w:p>
-    <w:p/>
+    <w:p>
+      <w:pPr>
+        <w:pBdr>
+          <w:bottom w:val="single" w:color="auto" w:sz="6" w:space="1"/>
+        </w:pBdr>
+      </w:pPr>
+    </w:p>
     <w:p>
       <w:r>
         <w:t xml:space="preserve">+61 3 9106 6666 (24/7 National Media Line)</w:t>
       </w:r>
     </w:p>
     <w:p>
-      <w:hyperlink w:history="1" r:id="rId63ccmk3d8wkhx8ms3d2fw">
-        <w:r>
+      <w:hyperlink w:history="1" r:id="rIdvxq5lkjrkjfeqissiq1kk">
+        <w:r>
+          <w:rPr>
+            <w:b w:val="false"/>
+            <w:bCs w:val="false"/>
+          </w:rPr>
           <w:t xml:space="preserve">media@auspost.com.au</w:t>
         </w:r>
       </w:hyperlink>
@@ -302,8 +559,35 @@
       </w:pPr>
     </w:lvl>
   </w:abstractNum>
+  <w:abstractNum w:abstractNumId="2" w15:restartNumberingAfterBreak="0">
+    <w:multiLevelType w:val="hybridMultilevel"/>
+    <w:lvl w:ilvl="0" w15:tentative="1">
+      <w:start w:val="1"/>
+      <w:numFmt w:val="bullet"/>
+      <w:lvlText w:val="•"/>
+      <w:lvlJc w:val="left"/>
+      <w:pPr>
+        <w:ind w:left="360" w:hanging="360"/>
+      </w:pPr>
+    </w:lvl>
+    <w:lvl w:ilvl="1" w15:tentative="1">
+      <w:start w:val="1"/>
+      <w:numFmt w:val="bullet"/>
+      <w:lvlText w:val="◦"/>
+      <w:lvlJc w:val="left"/>
+      <w:pPr>
+        <w:ind w:left="720" w:hanging="360"/>
+      </w:pPr>
+    </w:lvl>
+  </w:abstractNum>
   <w:num w:numId="1">
     <w:abstractNumId w:val="1"/>
+    <w:lvlOverride w:ilvl="0">
+      <w:startOverride w:val="1"/>
+    </w:lvlOverride>
+  </w:num>
+  <w:num w:numId="2">
+    <w:abstractNumId w:val="2"/>
     <w:lvlOverride w:ilvl="0">
       <w:startOverride w:val="1"/>
     </w:lvlOverride>
